--- a/tempo-effect-paper/manuscripts/PDR_Research_Note_EN.docx
+++ b/tempo-effect-paper/manuscripts/PDR_Research_Note_EN.docx
@@ -2382,6 +2382,1257 @@
         <w:t>Our model is not designed to replace national projection systems but to complement them by making the tempo–quantum–survival decomposition explicit. The table above demonstrates that even the most sophisticated national systems share the same fundamental structure (cohort-component), differ primarily in their parameter estimation methods and scenario structures, and uniformly lack explicit tempo decomposition. Our 4-parameter model achieves median MAPE of 4.6% (dynamic) to 4.7% (static, base 2000) against these same populations—performance that is sufficient to establish the quantitative significance of the tempo channel, even though it cannot match the precision of full-parameterisation national models that include migration.</w:t>
       </w:r>
     </w:p>
+    <w:p>
+      <w:r>
+        <w:br w:type="page"/>
+      </w:r>
+    </w:p>
+    <w:p>
+      <w:pPr>
+        <w:pStyle w:val="Heading2"/>
+      </w:pPr>
+      <w:r>
+        <w:rPr>
+          <w:color w:val="000000"/>
+        </w:rPr>
+        <w:t>Appendix C: Natural Experiments — Political and Border Changes as Exogenous Shocks</w:t>
+      </w:r>
+    </w:p>
+    <w:p>
+      <w:pPr>
+        <w:spacing w:after="240"/>
+      </w:pPr>
+      <w:r>
+        <w:rPr>
+          <w:b w:val="0"/>
+          <w:i w:val="0"/>
+          <w:sz w:val="22"/>
+        </w:rPr>
+        <w:t>Our model deliberately excludes migration. This design choice enables isolation of the pure quantum–tempo–survival mechanism, but raises an important question: how does the model perform when large-scale population redistribution occurs as a result of political events? Countries that experienced major border changes or state dissolution between 1970 and 2023 provide natural experiments in which exogenous migration shocks were effectively imposed on populations. In this appendix, we analyse five such cases to assess the robustness and limitations of the endogenous renewal framework.</w:t>
+      </w:r>
+    </w:p>
+    <w:p>
+      <w:pPr>
+        <w:pStyle w:val="Heading3"/>
+      </w:pPr>
+      <w:r>
+        <w:rPr>
+          <w:color w:val="000000"/>
+        </w:rPr>
+        <w:t>C.1 Germany: Reunification as a Migration Shock (1990)</w:t>
+      </w:r>
+    </w:p>
+    <w:p>
+      <w:pPr>
+        <w:spacing w:after="120"/>
+      </w:pPr>
+      <w:r>
+        <w:rPr>
+          <w:b w:val="0"/>
+          <w:i w:val="0"/>
+          <w:sz w:val="22"/>
+        </w:rPr>
+        <w:t>German reunification on 3 October 1990 merged two populations that had evolved under sharply different demographic regimes for 41 years. East Germany (German Democratic Republic, GDR) had lower life expectancy (~74.5 years versus ~76.0 in the West in 1990), earlier childbearing (MAC ≈ 25.1 vs. 28.3), and higher but declining TFR (1.52 vs. 1.45). The immediate aftermath of reunification saw massive East-to-West migration (~1.9 million between 1989 and 1992) and a dramatic fertility collapse in the East (TFR fell to 0.77 in 1994; Witte and Wagner 1995).</w:t>
+      </w:r>
+    </w:p>
+    <w:p>
+      <w:pPr>
+        <w:spacing w:after="120"/>
+      </w:pPr>
+      <w:r>
+        <w:rPr>
+          <w:b w:val="0"/>
+          <w:i w:val="0"/>
+          <w:sz w:val="22"/>
+        </w:rPr>
+        <w:t>We model East and West Germany separately using their distinct demographic parameters, run both forward from 1970, and construct a synthetic combined trajectory by summing the two modelled populations. This synthetic trajectory represents the counterfactual: what would Germany’s population have looked like had the two regions remained demographically separate (i.e., with no cross-border migration)? Comparing this with observed unified Germany reveals the cumulative impact of reunification-related migration and integration effects.</w:t>
+      </w:r>
+    </w:p>
+    <w:p>
+      <w:pPr>
+        <w:spacing w:after="80"/>
+      </w:pPr>
+      <w:r>
+        <w:rPr>
+          <w:b/>
+          <w:i/>
+          <w:sz w:val="20"/>
+        </w:rPr>
+        <w:t>Table C1. Germany reunification: synthetic East+West versus observed unified trajectory.</w:t>
+      </w:r>
+    </w:p>
+    <w:tbl>
+      <w:tblPr>
+        <w:tblStyle w:val="LightShading-Accent1"/>
+        <w:tblW w:type="auto" w:w="0"/>
+        <w:tblLook w:firstColumn="1" w:firstRow="1" w:lastColumn="0" w:lastRow="0" w:noHBand="0" w:noVBand="1" w:val="04A0"/>
+      </w:tblPr>
+      <w:tblGrid>
+        <w:gridCol w:w="2340"/>
+        <w:gridCol w:w="2340"/>
+        <w:gridCol w:w="2340"/>
+        <w:gridCol w:w="2340"/>
+      </w:tblGrid>
+      <w:tr>
+        <w:tc>
+          <w:tcPr>
+            <w:tcW w:type="dxa" w:w="2340"/>
+          </w:tcPr>
+          <w:p>
+            <w:r>
+              <w:t>Year</w:t>
+            </w:r>
+          </w:p>
+        </w:tc>
+        <w:tc>
+          <w:tcPr>
+            <w:tcW w:type="dxa" w:w="2340"/>
+          </w:tcPr>
+          <w:p>
+            <w:r>
+              <w:t>Synthetic E+W (M)</w:t>
+            </w:r>
+          </w:p>
+        </w:tc>
+        <w:tc>
+          <w:tcPr>
+            <w:tcW w:type="dxa" w:w="2340"/>
+          </w:tcPr>
+          <w:p>
+            <w:r>
+              <w:t>Observed (M)</w:t>
+            </w:r>
+          </w:p>
+        </w:tc>
+        <w:tc>
+          <w:tcPr>
+            <w:tcW w:type="dxa" w:w="2340"/>
+          </w:tcPr>
+          <w:p>
+            <w:r>
+              <w:t>Deviation (%)</w:t>
+            </w:r>
+          </w:p>
+        </w:tc>
+      </w:tr>
+      <w:tr>
+        <w:tc>
+          <w:tcPr>
+            <w:tcW w:type="dxa" w:w="2340"/>
+          </w:tcPr>
+          <w:p>
+            <w:r>
+              <w:t>1990</w:t>
+            </w:r>
+          </w:p>
+        </w:tc>
+        <w:tc>
+          <w:tcPr>
+            <w:tcW w:type="dxa" w:w="2340"/>
+          </w:tcPr>
+          <w:p>
+            <w:r>
+              <w:t>76.5</w:t>
+            </w:r>
+          </w:p>
+        </w:tc>
+        <w:tc>
+          <w:tcPr>
+            <w:tcW w:type="dxa" w:w="2340"/>
+          </w:tcPr>
+          <w:p>
+            <w:r>
+              <w:t>79.4</w:t>
+            </w:r>
+          </w:p>
+        </w:tc>
+        <w:tc>
+          <w:tcPr>
+            <w:tcW w:type="dxa" w:w="2340"/>
+          </w:tcPr>
+          <w:p>
+            <w:r>
+              <w:t>−3.7</w:t>
+            </w:r>
+          </w:p>
+        </w:tc>
+      </w:tr>
+      <w:tr>
+        <w:tc>
+          <w:tcPr>
+            <w:tcW w:type="dxa" w:w="2340"/>
+          </w:tcPr>
+          <w:p>
+            <w:r>
+              <w:t>2000</w:t>
+            </w:r>
+          </w:p>
+        </w:tc>
+        <w:tc>
+          <w:tcPr>
+            <w:tcW w:type="dxa" w:w="2340"/>
+          </w:tcPr>
+          <w:p>
+            <w:r>
+              <w:t>75.3</w:t>
+            </w:r>
+          </w:p>
+        </w:tc>
+        <w:tc>
+          <w:tcPr>
+            <w:tcW w:type="dxa" w:w="2340"/>
+          </w:tcPr>
+          <w:p>
+            <w:r>
+              <w:t>82.2</w:t>
+            </w:r>
+          </w:p>
+        </w:tc>
+        <w:tc>
+          <w:tcPr>
+            <w:tcW w:type="dxa" w:w="2340"/>
+          </w:tcPr>
+          <w:p>
+            <w:r>
+              <w:t>−8.4</w:t>
+            </w:r>
+          </w:p>
+        </w:tc>
+      </w:tr>
+      <w:tr>
+        <w:tc>
+          <w:tcPr>
+            <w:tcW w:type="dxa" w:w="2340"/>
+          </w:tcPr>
+          <w:p>
+            <w:r>
+              <w:t>2010</w:t>
+            </w:r>
+          </w:p>
+        </w:tc>
+        <w:tc>
+          <w:tcPr>
+            <w:tcW w:type="dxa" w:w="2340"/>
+          </w:tcPr>
+          <w:p>
+            <w:r>
+              <w:t>73.6</w:t>
+            </w:r>
+          </w:p>
+        </w:tc>
+        <w:tc>
+          <w:tcPr>
+            <w:tcW w:type="dxa" w:w="2340"/>
+          </w:tcPr>
+          <w:p>
+            <w:r>
+              <w:t>81.8</w:t>
+            </w:r>
+          </w:p>
+        </w:tc>
+        <w:tc>
+          <w:tcPr>
+            <w:tcW w:type="dxa" w:w="2340"/>
+          </w:tcPr>
+          <w:p>
+            <w:r>
+              <w:t>−10.0</w:t>
+            </w:r>
+          </w:p>
+        </w:tc>
+      </w:tr>
+      <w:tr>
+        <w:tc>
+          <w:tcPr>
+            <w:tcW w:type="dxa" w:w="2340"/>
+          </w:tcPr>
+          <w:p>
+            <w:r>
+              <w:t>2020</w:t>
+            </w:r>
+          </w:p>
+        </w:tc>
+        <w:tc>
+          <w:tcPr>
+            <w:tcW w:type="dxa" w:w="2340"/>
+          </w:tcPr>
+          <w:p>
+            <w:r>
+              <w:t>70.8</w:t>
+            </w:r>
+          </w:p>
+        </w:tc>
+        <w:tc>
+          <w:tcPr>
+            <w:tcW w:type="dxa" w:w="2340"/>
+          </w:tcPr>
+          <w:p>
+            <w:r>
+              <w:t>83.2</w:t>
+            </w:r>
+          </w:p>
+        </w:tc>
+        <w:tc>
+          <w:tcPr>
+            <w:tcW w:type="dxa" w:w="2340"/>
+          </w:tcPr>
+          <w:p>
+            <w:r>
+              <w:t>−14.9</w:t>
+            </w:r>
+          </w:p>
+        </w:tc>
+      </w:tr>
+      <w:tr>
+        <w:tc>
+          <w:tcPr>
+            <w:tcW w:type="dxa" w:w="2340"/>
+          </w:tcPr>
+          <w:p>
+            <w:r>
+              <w:t>2023</w:t>
+            </w:r>
+          </w:p>
+        </w:tc>
+        <w:tc>
+          <w:tcPr>
+            <w:tcW w:type="dxa" w:w="2340"/>
+          </w:tcPr>
+          <w:p>
+            <w:r>
+              <w:t>69.8</w:t>
+            </w:r>
+          </w:p>
+        </w:tc>
+        <w:tc>
+          <w:tcPr>
+            <w:tcW w:type="dxa" w:w="2340"/>
+          </w:tcPr>
+          <w:p>
+            <w:r>
+              <w:t>83.3</w:t>
+            </w:r>
+          </w:p>
+        </w:tc>
+        <w:tc>
+          <w:tcPr>
+            <w:tcW w:type="dxa" w:w="2340"/>
+          </w:tcPr>
+          <w:p>
+            <w:r>
+              <w:t>−16.2</w:t>
+            </w:r>
+          </w:p>
+        </w:tc>
+      </w:tr>
+    </w:tbl>
+    <w:p>
+      <w:pPr>
+        <w:spacing w:after="120"/>
+      </w:pPr>
+      <w:r>
+        <w:rPr>
+          <w:b w:val="0"/>
+          <w:i w:val="0"/>
+          <w:sz w:val="12"/>
+        </w:rPr>
+      </w:r>
+    </w:p>
+    <w:p>
+      <w:pPr>
+        <w:spacing w:after="120"/>
+      </w:pPr>
+      <w:r>
+        <w:rPr>
+          <w:b w:val="0"/>
+          <w:i w:val="0"/>
+          <w:sz w:val="22"/>
+        </w:rPr>
+        <w:t>The synthetic trajectory underestimates observed population by 3.7% at reunification (1990), growing to 16.2% by 2023. This widening gap reflects three compounding processes absent from the closed model: (a) net immigration to unified Germany averaging ~300,000–400,000 persons per year; (b) internal East-to-West migration altering regional demographic dynamics; and (c) convergence of East German fertility and mortality toward Western levels, which our separate-regime model does not capture post-1990. The overall MAPE of 6.6% for the synthetic East+West model confirms that Germany’s relatively poor fit in the main analysis (Table 1) is attributable primarily to reunification’s migration effects rather than to structural model failure.</w:t>
+      </w:r>
+    </w:p>
+    <w:p>
+      <w:pPr>
+        <w:jc w:val="center"/>
+      </w:pPr>
+      <w:r>
+        <w:drawing>
+          <wp:inline xmlns:a="http://schemas.openxmlformats.org/drawingml/2006/main" xmlns:pic="http://schemas.openxmlformats.org/drawingml/2006/picture">
+            <wp:extent cx="5943600" cy="2515039"/>
+            <wp:docPr id="6" name="Picture 6"/>
+            <wp:cNvGraphicFramePr>
+              <a:graphicFrameLocks noChangeAspect="1"/>
+            </wp:cNvGraphicFramePr>
+            <a:graphic>
+              <a:graphicData uri="http://schemas.openxmlformats.org/drawingml/2006/picture">
+                <pic:pic>
+                  <pic:nvPicPr>
+                    <pic:cNvPr id="0" name="fig_germany_reunification.png"/>
+                    <pic:cNvPicPr/>
+                  </pic:nvPicPr>
+                  <pic:blipFill>
+                    <a:blip r:embed="rId14"/>
+                    <a:stretch>
+                      <a:fillRect/>
+                    </a:stretch>
+                  </pic:blipFill>
+                  <pic:spPr>
+                    <a:xfrm>
+                      <a:off x="0" y="0"/>
+                      <a:ext cx="5943600" cy="2515039"/>
+                    </a:xfrm>
+                    <a:prstGeom prst="rect"/>
+                  </pic:spPr>
+                </pic:pic>
+              </a:graphicData>
+            </a:graphic>
+          </wp:inline>
+        </w:drawing>
+      </w:r>
+    </w:p>
+    <w:p>
+      <w:pPr>
+        <w:spacing w:after="240"/>
+        <w:jc w:val="center"/>
+      </w:pPr>
+      <w:r>
+        <w:rPr>
+          <w:i/>
+          <w:sz w:val="18"/>
+        </w:rPr>
+        <w:t>Figure 6. Germany reunification analysis. (A) Modelled East and West Germany populations with synthetic combined trajectory versus observed unified Germany. (B) Percentage deviation of synthetic and unified models from observed trajectory. The widening gap after 1990 quantifies the cumulative migration and integration effects of reunification.</w:t>
+      </w:r>
+    </w:p>
+    <w:p>
+      <w:pPr>
+        <w:pStyle w:val="Heading3"/>
+      </w:pPr>
+      <w:r>
+        <w:rPr>
+          <w:color w:val="000000"/>
+        </w:rPr>
+        <w:t>C.2 Czechoslovakia: The Velvet Divorce (1993)</w:t>
+      </w:r>
+    </w:p>
+    <w:p>
+      <w:pPr>
+        <w:spacing w:after="240"/>
+      </w:pPr>
+      <w:r>
+        <w:rPr>
+          <w:b w:val="0"/>
+          <w:i w:val="0"/>
+          <w:sz w:val="22"/>
+        </w:rPr>
+        <w:t>The peaceful dissolution of Czechoslovakia on 1 January 1993 created two independent states—Czechia and Slovakia—with relatively limited cross-border migration. This case represents a relatively clean natural experiment: a state partition with minimal population redistribution. Our model achieves MAPE of 6.3% for Czechia and 10.1% for Slovakia over the full 1970–2023 period. Slovakia’s higher error reflects emigration to Czechia and Western Europe following EU accession (2004), which the closed model cannot capture.</w:t>
+      </w:r>
+    </w:p>
+    <w:p>
+      <w:pPr>
+        <w:pStyle w:val="Heading3"/>
+      </w:pPr>
+      <w:r>
+        <w:rPr>
+          <w:color w:val="000000"/>
+        </w:rPr>
+        <w:t>C.3 Yugoslavia: Dissolution and Conflict (1991–2001)</w:t>
+      </w:r>
+    </w:p>
+    <w:p>
+      <w:pPr>
+        <w:spacing w:after="240"/>
+      </w:pPr>
+      <w:r>
+        <w:rPr>
+          <w:b w:val="0"/>
+          <w:i w:val="0"/>
+          <w:sz w:val="22"/>
+        </w:rPr>
+        <w:t>The breakup of Yugoslavia involved armed conflict, ethnic cleansing, and massive refugee flows affecting all successor states. This represents the most extreme migration shock in our sample. Model performance varies substantially across successors: Croatia (MAPE 4.1%) and North Macedonia (6.1%) show reasonable fit, reflecting relatively stable post-conflict demographics. Bosnia and Herzegovina (7.7%) and Slovenia (12.3%) show larger errors—Bosnia due to war-related population loss and displacement, Slovenia due to immigration-driven growth as a small EU member state. Serbia (7.2%) and Montenegro (8.4%) fall in between. The range of model performance across Yugoslav successor states illustrates how conflict-driven migration creates heterogeneous deviations from the endogenous renewal baseline.</w:t>
+      </w:r>
+    </w:p>
+    <w:p>
+      <w:pPr>
+        <w:pStyle w:val="Heading3"/>
+      </w:pPr>
+      <w:r>
+        <w:rPr>
+          <w:color w:val="000000"/>
+        </w:rPr>
+        <w:t>C.4 Baltic States: USSR Dissolution and Emigration (1991)</w:t>
+      </w:r>
+    </w:p>
+    <w:p>
+      <w:pPr>
+        <w:spacing w:after="240"/>
+      </w:pPr>
+      <w:r>
+        <w:rPr>
+          <w:b w:val="0"/>
+          <w:i w:val="0"/>
+          <w:sz w:val="22"/>
+        </w:rPr>
+        <w:t>Estonia, Latvia, and Lithuania gained independence in 1991 from the Soviet Union, followed by significant emigration of ethnic Russians and outmigration to Western Europe (especially after EU accession in 2004). Model MAPE ranges from 4.9% (Estonia) to 7.1% (Lithuania), reflecting the persistent emigration that the closed model does not account for. These cases demonstrate that even moderate but sustained net emigration (≈0.5–1.0% of population annually) accumulates over three decades to produce substantial model-observation divergence.</w:t>
+      </w:r>
+    </w:p>
+    <w:p>
+      <w:pPr>
+        <w:pStyle w:val="Heading3"/>
+      </w:pPr>
+      <w:r>
+        <w:rPr>
+          <w:color w:val="000000"/>
+        </w:rPr>
+        <w:t>C.5 Ethiopia and Eritrea: Separation (1993)</w:t>
+      </w:r>
+    </w:p>
+    <w:p>
+      <w:pPr>
+        <w:spacing w:after="120"/>
+      </w:pPr>
+      <w:r>
+        <w:rPr>
+          <w:b w:val="0"/>
+          <w:i w:val="0"/>
+          <w:sz w:val="22"/>
+        </w:rPr>
+        <w:t>Eritrean independence (1993) separated two populations in the midst of high-fertility demographic transition. Model performance differs markedly: Ethiopia (MAPE 16.7%) shows substantial overprojection, reflecting within-decade fertility decline faster than captured by decadal parameter updates. Eritrea (MAPE 37.9%) shows the largest error in our natural experiments sample, driven by prolonged military conscription, conflict-related emigration, and highly uncertain baseline demographic data. These cases highlight the model’s limitations in conflict-affected, data-sparse settings where rapid demographic change co-occurs with large-scale displacement.</w:t>
+      </w:r>
+    </w:p>
+    <w:p>
+      <w:pPr>
+        <w:jc w:val="center"/>
+      </w:pPr>
+      <w:r>
+        <w:drawing>
+          <wp:inline xmlns:a="http://schemas.openxmlformats.org/drawingml/2006/main" xmlns:pic="http://schemas.openxmlformats.org/drawingml/2006/picture">
+            <wp:extent cx="5943600" cy="3742144"/>
+            <wp:docPr id="7" name="Picture 7"/>
+            <wp:cNvGraphicFramePr>
+              <a:graphicFrameLocks noChangeAspect="1"/>
+            </wp:cNvGraphicFramePr>
+            <a:graphic>
+              <a:graphicData uri="http://schemas.openxmlformats.org/drawingml/2006/picture">
+                <pic:pic>
+                  <pic:nvPicPr>
+                    <pic:cNvPr id="0" name="fig_natural_experiments_summary.png"/>
+                    <pic:cNvPicPr/>
+                  </pic:nvPicPr>
+                  <pic:blipFill>
+                    <a:blip r:embed="rId15"/>
+                    <a:stretch>
+                      <a:fillRect/>
+                    </a:stretch>
+                  </pic:blipFill>
+                  <pic:spPr>
+                    <a:xfrm>
+                      <a:off x="0" y="0"/>
+                      <a:ext cx="5943600" cy="3742144"/>
+                    </a:xfrm>
+                    <a:prstGeom prst="rect"/>
+                  </pic:spPr>
+                </pic:pic>
+              </a:graphicData>
+            </a:graphic>
+          </wp:inline>
+        </w:drawing>
+      </w:r>
+    </w:p>
+    <w:p>
+      <w:pPr>
+        <w:spacing w:after="240"/>
+        <w:jc w:val="center"/>
+      </w:pPr>
+      <w:r>
+        <w:rPr>
+          <w:i/>
+          <w:sz w:val="18"/>
+        </w:rPr>
+        <w:t>Figure 7. Natural experiments summary. Population trajectories for five cases of major political/border change. Dashed green lines show synthetic sums of successor-state models; solid black lines show observed (pre-split) trajectories; coloured lines show individual successor states. Red vertical lines mark the year of political change.</w:t>
+      </w:r>
+    </w:p>
+    <w:p>
+      <w:pPr>
+        <w:pStyle w:val="Heading3"/>
+      </w:pPr>
+      <w:r>
+        <w:rPr>
+          <w:color w:val="000000"/>
+        </w:rPr>
+        <w:t>C.6 Synthesis: What Natural Experiments Reveal</w:t>
+      </w:r>
+    </w:p>
+    <w:p>
+      <w:pPr>
+        <w:spacing w:after="80"/>
+      </w:pPr>
+      <w:r>
+        <w:rPr>
+          <w:b/>
+          <w:i/>
+          <w:sz w:val="20"/>
+        </w:rPr>
+        <w:t>Table C2 summarises model performance across all natural experiment cases.</w:t>
+      </w:r>
+    </w:p>
+    <w:tbl>
+      <w:tblPr>
+        <w:tblStyle w:val="LightShading-Accent1"/>
+        <w:tblW w:type="auto" w:w="0"/>
+        <w:tblLook w:firstColumn="1" w:firstRow="1" w:lastColumn="0" w:lastRow="0" w:noHBand="0" w:noVBand="1" w:val="04A0"/>
+      </w:tblPr>
+      <w:tblGrid>
+        <w:gridCol w:w="2340"/>
+        <w:gridCol w:w="2340"/>
+        <w:gridCol w:w="2340"/>
+        <w:gridCol w:w="2340"/>
+      </w:tblGrid>
+      <w:tr>
+        <w:tc>
+          <w:tcPr>
+            <w:tcW w:type="dxa" w:w="2340"/>
+          </w:tcPr>
+          <w:p>
+            <w:r>
+              <w:t>Country</w:t>
+            </w:r>
+          </w:p>
+        </w:tc>
+        <w:tc>
+          <w:tcPr>
+            <w:tcW w:type="dxa" w:w="2340"/>
+          </w:tcPr>
+          <w:p>
+            <w:r>
+              <w:t>Event (Year)</w:t>
+            </w:r>
+          </w:p>
+        </w:tc>
+        <w:tc>
+          <w:tcPr>
+            <w:tcW w:type="dxa" w:w="2340"/>
+          </w:tcPr>
+          <w:p>
+            <w:r>
+              <w:t>MAPE (%)</w:t>
+            </w:r>
+          </w:p>
+        </w:tc>
+        <w:tc>
+          <w:tcPr>
+            <w:tcW w:type="dxa" w:w="2340"/>
+          </w:tcPr>
+          <w:p>
+            <w:r>
+              <w:t>Primary source of misfit</w:t>
+            </w:r>
+          </w:p>
+        </w:tc>
+      </w:tr>
+      <w:tr>
+        <w:tc>
+          <w:tcPr>
+            <w:tcW w:type="dxa" w:w="2340"/>
+          </w:tcPr>
+          <w:p>
+            <w:r>
+              <w:t>Germany (synthetic E+W)</w:t>
+            </w:r>
+          </w:p>
+        </w:tc>
+        <w:tc>
+          <w:tcPr>
+            <w:tcW w:type="dxa" w:w="2340"/>
+          </w:tcPr>
+          <w:p>
+            <w:r>
+              <w:t>Reunification (1990)</w:t>
+            </w:r>
+          </w:p>
+        </w:tc>
+        <w:tc>
+          <w:tcPr>
+            <w:tcW w:type="dxa" w:w="2340"/>
+          </w:tcPr>
+          <w:p>
+            <w:r>
+              <w:t>6.6</w:t>
+            </w:r>
+          </w:p>
+        </w:tc>
+        <w:tc>
+          <w:tcPr>
+            <w:tcW w:type="dxa" w:w="2340"/>
+          </w:tcPr>
+          <w:p>
+            <w:r>
+              <w:t>Immigration + internal migration</w:t>
+            </w:r>
+          </w:p>
+        </w:tc>
+      </w:tr>
+      <w:tr>
+        <w:tc>
+          <w:tcPr>
+            <w:tcW w:type="dxa" w:w="2340"/>
+          </w:tcPr>
+          <w:p>
+            <w:r>
+              <w:t>Czechia</w:t>
+            </w:r>
+          </w:p>
+        </w:tc>
+        <w:tc>
+          <w:tcPr>
+            <w:tcW w:type="dxa" w:w="2340"/>
+          </w:tcPr>
+          <w:p>
+            <w:r>
+              <w:t>Velvet Divorce (1993)</w:t>
+            </w:r>
+          </w:p>
+        </w:tc>
+        <w:tc>
+          <w:tcPr>
+            <w:tcW w:type="dxa" w:w="2340"/>
+          </w:tcPr>
+          <w:p>
+            <w:r>
+              <w:t>6.3</w:t>
+            </w:r>
+          </w:p>
+        </w:tc>
+        <w:tc>
+          <w:tcPr>
+            <w:tcW w:type="dxa" w:w="2340"/>
+          </w:tcPr>
+          <w:p>
+            <w:r>
+              <w:t>Post-EU emigration (moderate)</w:t>
+            </w:r>
+          </w:p>
+        </w:tc>
+      </w:tr>
+      <w:tr>
+        <w:tc>
+          <w:tcPr>
+            <w:tcW w:type="dxa" w:w="2340"/>
+          </w:tcPr>
+          <w:p>
+            <w:r>
+              <w:t>Slovakia</w:t>
+            </w:r>
+          </w:p>
+        </w:tc>
+        <w:tc>
+          <w:tcPr>
+            <w:tcW w:type="dxa" w:w="2340"/>
+          </w:tcPr>
+          <w:p>
+            <w:r>
+              <w:t>Velvet Divorce (1993)</w:t>
+            </w:r>
+          </w:p>
+        </w:tc>
+        <w:tc>
+          <w:tcPr>
+            <w:tcW w:type="dxa" w:w="2340"/>
+          </w:tcPr>
+          <w:p>
+            <w:r>
+              <w:t>10.1</w:t>
+            </w:r>
+          </w:p>
+        </w:tc>
+        <w:tc>
+          <w:tcPr>
+            <w:tcW w:type="dxa" w:w="2340"/>
+          </w:tcPr>
+          <w:p>
+            <w:r>
+              <w:t>Emigration to EU/West</w:t>
+            </w:r>
+          </w:p>
+        </w:tc>
+      </w:tr>
+      <w:tr>
+        <w:tc>
+          <w:tcPr>
+            <w:tcW w:type="dxa" w:w="2340"/>
+          </w:tcPr>
+          <w:p>
+            <w:r>
+              <w:t>Croatia</w:t>
+            </w:r>
+          </w:p>
+        </w:tc>
+        <w:tc>
+          <w:tcPr>
+            <w:tcW w:type="dxa" w:w="2340"/>
+          </w:tcPr>
+          <w:p>
+            <w:r>
+              <w:t>Yugoslav breakup (1991)</w:t>
+            </w:r>
+          </w:p>
+        </w:tc>
+        <w:tc>
+          <w:tcPr>
+            <w:tcW w:type="dxa" w:w="2340"/>
+          </w:tcPr>
+          <w:p>
+            <w:r>
+              <w:t>4.1</w:t>
+            </w:r>
+          </w:p>
+        </w:tc>
+        <w:tc>
+          <w:tcPr>
+            <w:tcW w:type="dxa" w:w="2340"/>
+          </w:tcPr>
+          <w:p>
+            <w:r>
+              <w:t>Post-conflict stabilisation</w:t>
+            </w:r>
+          </w:p>
+        </w:tc>
+      </w:tr>
+      <w:tr>
+        <w:tc>
+          <w:tcPr>
+            <w:tcW w:type="dxa" w:w="2340"/>
+          </w:tcPr>
+          <w:p>
+            <w:r>
+              <w:t>Slovenia</w:t>
+            </w:r>
+          </w:p>
+        </w:tc>
+        <w:tc>
+          <w:tcPr>
+            <w:tcW w:type="dxa" w:w="2340"/>
+          </w:tcPr>
+          <w:p>
+            <w:r>
+              <w:t>Yugoslav breakup (1991)</w:t>
+            </w:r>
+          </w:p>
+        </w:tc>
+        <w:tc>
+          <w:tcPr>
+            <w:tcW w:type="dxa" w:w="2340"/>
+          </w:tcPr>
+          <w:p>
+            <w:r>
+              <w:t>12.3</w:t>
+            </w:r>
+          </w:p>
+        </w:tc>
+        <w:tc>
+          <w:tcPr>
+            <w:tcW w:type="dxa" w:w="2340"/>
+          </w:tcPr>
+          <w:p>
+            <w:r>
+              <w:t>Immigration (EU member)</w:t>
+            </w:r>
+          </w:p>
+        </w:tc>
+      </w:tr>
+      <w:tr>
+        <w:tc>
+          <w:tcPr>
+            <w:tcW w:type="dxa" w:w="2340"/>
+          </w:tcPr>
+          <w:p>
+            <w:r>
+              <w:t>Bosnia &amp; Herz.</w:t>
+            </w:r>
+          </w:p>
+        </w:tc>
+        <w:tc>
+          <w:tcPr>
+            <w:tcW w:type="dxa" w:w="2340"/>
+          </w:tcPr>
+          <w:p>
+            <w:r>
+              <w:t>Yugoslav breakup (1991)</w:t>
+            </w:r>
+          </w:p>
+        </w:tc>
+        <w:tc>
+          <w:tcPr>
+            <w:tcW w:type="dxa" w:w="2340"/>
+          </w:tcPr>
+          <w:p>
+            <w:r>
+              <w:t>7.7</w:t>
+            </w:r>
+          </w:p>
+        </w:tc>
+        <w:tc>
+          <w:tcPr>
+            <w:tcW w:type="dxa" w:w="2340"/>
+          </w:tcPr>
+          <w:p>
+            <w:r>
+              <w:t>War-related displacement</w:t>
+            </w:r>
+          </w:p>
+        </w:tc>
+      </w:tr>
+      <w:tr>
+        <w:tc>
+          <w:tcPr>
+            <w:tcW w:type="dxa" w:w="2340"/>
+          </w:tcPr>
+          <w:p>
+            <w:r>
+              <w:t>Serbia</w:t>
+            </w:r>
+          </w:p>
+        </w:tc>
+        <w:tc>
+          <w:tcPr>
+            <w:tcW w:type="dxa" w:w="2340"/>
+          </w:tcPr>
+          <w:p>
+            <w:r>
+              <w:t>Yugoslav breakup (1991)</w:t>
+            </w:r>
+          </w:p>
+        </w:tc>
+        <w:tc>
+          <w:tcPr>
+            <w:tcW w:type="dxa" w:w="2340"/>
+          </w:tcPr>
+          <w:p>
+            <w:r>
+              <w:t>7.2</w:t>
+            </w:r>
+          </w:p>
+        </w:tc>
+        <w:tc>
+          <w:tcPr>
+            <w:tcW w:type="dxa" w:w="2340"/>
+          </w:tcPr>
+          <w:p>
+            <w:r>
+              <w:t>Refugee flows, emigration</w:t>
+            </w:r>
+          </w:p>
+        </w:tc>
+      </w:tr>
+      <w:tr>
+        <w:tc>
+          <w:tcPr>
+            <w:tcW w:type="dxa" w:w="2340"/>
+          </w:tcPr>
+          <w:p>
+            <w:r>
+              <w:t>N. Macedonia</w:t>
+            </w:r>
+          </w:p>
+        </w:tc>
+        <w:tc>
+          <w:tcPr>
+            <w:tcW w:type="dxa" w:w="2340"/>
+          </w:tcPr>
+          <w:p>
+            <w:r>
+              <w:t>Yugoslav breakup (1991)</w:t>
+            </w:r>
+          </w:p>
+        </w:tc>
+        <w:tc>
+          <w:tcPr>
+            <w:tcW w:type="dxa" w:w="2340"/>
+          </w:tcPr>
+          <w:p>
+            <w:r>
+              <w:t>6.1</w:t>
+            </w:r>
+          </w:p>
+        </w:tc>
+        <w:tc>
+          <w:tcPr>
+            <w:tcW w:type="dxa" w:w="2340"/>
+          </w:tcPr>
+          <w:p>
+            <w:r>
+              <w:t>Modest migration effects</w:t>
+            </w:r>
+          </w:p>
+        </w:tc>
+      </w:tr>
+      <w:tr>
+        <w:tc>
+          <w:tcPr>
+            <w:tcW w:type="dxa" w:w="2340"/>
+          </w:tcPr>
+          <w:p>
+            <w:r>
+              <w:t>Montenegro</w:t>
+            </w:r>
+          </w:p>
+        </w:tc>
+        <w:tc>
+          <w:tcPr>
+            <w:tcW w:type="dxa" w:w="2340"/>
+          </w:tcPr>
+          <w:p>
+            <w:r>
+              <w:t>Yugoslav breakup (1991)</w:t>
+            </w:r>
+          </w:p>
+        </w:tc>
+        <w:tc>
+          <w:tcPr>
+            <w:tcW w:type="dxa" w:w="2340"/>
+          </w:tcPr>
+          <w:p>
+            <w:r>
+              <w:t>8.4</w:t>
+            </w:r>
+          </w:p>
+        </w:tc>
+        <w:tc>
+          <w:tcPr>
+            <w:tcW w:type="dxa" w:w="2340"/>
+          </w:tcPr>
+          <w:p>
+            <w:r>
+              <w:t>Small state, volatile flows</w:t>
+            </w:r>
+          </w:p>
+        </w:tc>
+      </w:tr>
+      <w:tr>
+        <w:tc>
+          <w:tcPr>
+            <w:tcW w:type="dxa" w:w="2340"/>
+          </w:tcPr>
+          <w:p>
+            <w:r>
+              <w:t>Estonia</w:t>
+            </w:r>
+          </w:p>
+        </w:tc>
+        <w:tc>
+          <w:tcPr>
+            <w:tcW w:type="dxa" w:w="2340"/>
+          </w:tcPr>
+          <w:p>
+            <w:r>
+              <w:t>USSR dissolution (1991)</w:t>
+            </w:r>
+          </w:p>
+        </w:tc>
+        <w:tc>
+          <w:tcPr>
+            <w:tcW w:type="dxa" w:w="2340"/>
+          </w:tcPr>
+          <w:p>
+            <w:r>
+              <w:t>4.9</w:t>
+            </w:r>
+          </w:p>
+        </w:tc>
+        <w:tc>
+          <w:tcPr>
+            <w:tcW w:type="dxa" w:w="2340"/>
+          </w:tcPr>
+          <w:p>
+            <w:r>
+              <w:t>Ethnic Russian emigration</w:t>
+            </w:r>
+          </w:p>
+        </w:tc>
+      </w:tr>
+      <w:tr>
+        <w:tc>
+          <w:tcPr>
+            <w:tcW w:type="dxa" w:w="2340"/>
+          </w:tcPr>
+          <w:p>
+            <w:r>
+              <w:t>Latvia</w:t>
+            </w:r>
+          </w:p>
+        </w:tc>
+        <w:tc>
+          <w:tcPr>
+            <w:tcW w:type="dxa" w:w="2340"/>
+          </w:tcPr>
+          <w:p>
+            <w:r>
+              <w:t>USSR dissolution (1991)</w:t>
+            </w:r>
+          </w:p>
+        </w:tc>
+        <w:tc>
+          <w:tcPr>
+            <w:tcW w:type="dxa" w:w="2340"/>
+          </w:tcPr>
+          <w:p>
+            <w:r>
+              <w:t>6.6</w:t>
+            </w:r>
+          </w:p>
+        </w:tc>
+        <w:tc>
+          <w:tcPr>
+            <w:tcW w:type="dxa" w:w="2340"/>
+          </w:tcPr>
+          <w:p>
+            <w:r>
+              <w:t>Emigration (ethnic + EU)</w:t>
+            </w:r>
+          </w:p>
+        </w:tc>
+      </w:tr>
+      <w:tr>
+        <w:tc>
+          <w:tcPr>
+            <w:tcW w:type="dxa" w:w="2340"/>
+          </w:tcPr>
+          <w:p>
+            <w:r>
+              <w:t>Lithuania</w:t>
+            </w:r>
+          </w:p>
+        </w:tc>
+        <w:tc>
+          <w:tcPr>
+            <w:tcW w:type="dxa" w:w="2340"/>
+          </w:tcPr>
+          <w:p>
+            <w:r>
+              <w:t>USSR dissolution (1991)</w:t>
+            </w:r>
+          </w:p>
+        </w:tc>
+        <w:tc>
+          <w:tcPr>
+            <w:tcW w:type="dxa" w:w="2340"/>
+          </w:tcPr>
+          <w:p>
+            <w:r>
+              <w:t>7.1</w:t>
+            </w:r>
+          </w:p>
+        </w:tc>
+        <w:tc>
+          <w:tcPr>
+            <w:tcW w:type="dxa" w:w="2340"/>
+          </w:tcPr>
+          <w:p>
+            <w:r>
+              <w:t>Sustained emigration</w:t>
+            </w:r>
+          </w:p>
+        </w:tc>
+      </w:tr>
+      <w:tr>
+        <w:tc>
+          <w:tcPr>
+            <w:tcW w:type="dxa" w:w="2340"/>
+          </w:tcPr>
+          <w:p>
+            <w:r>
+              <w:t>Ethiopia</w:t>
+            </w:r>
+          </w:p>
+        </w:tc>
+        <w:tc>
+          <w:tcPr>
+            <w:tcW w:type="dxa" w:w="2340"/>
+          </w:tcPr>
+          <w:p>
+            <w:r>
+              <w:t>Eritrean indep. (1993)</w:t>
+            </w:r>
+          </w:p>
+        </w:tc>
+        <w:tc>
+          <w:tcPr>
+            <w:tcW w:type="dxa" w:w="2340"/>
+          </w:tcPr>
+          <w:p>
+            <w:r>
+              <w:t>16.7</w:t>
+            </w:r>
+          </w:p>
+        </w:tc>
+        <w:tc>
+          <w:tcPr>
+            <w:tcW w:type="dxa" w:w="2340"/>
+          </w:tcPr>
+          <w:p>
+            <w:r>
+              <w:t>Rapid fertility decline</w:t>
+            </w:r>
+          </w:p>
+        </w:tc>
+      </w:tr>
+    </w:tbl>
+    <w:p>
+      <w:pPr>
+        <w:spacing w:after="120"/>
+      </w:pPr>
+      <w:r>
+        <w:rPr>
+          <w:b w:val="0"/>
+          <w:i w:val="0"/>
+          <w:sz w:val="12"/>
+        </w:rPr>
+      </w:r>
+    </w:p>
+    <w:p>
+      <w:pPr>
+        <w:spacing w:after="80"/>
+      </w:pPr>
+      <w:r>
+        <w:rPr>
+          <w:b w:val="0"/>
+          <w:i w:val="0"/>
+          <w:sz w:val="22"/>
+        </w:rPr>
+        <w:t>These natural experiments yield three key insights for the endogenous renewal model:</w:t>
+      </w:r>
+    </w:p>
+    <w:p>
+      <w:pPr>
+        <w:spacing w:after="240"/>
+      </w:pPr>
+      <w:r>
+        <w:rPr>
+          <w:b w:val="0"/>
+          <w:i w:val="0"/>
+          <w:sz w:val="22"/>
+        </w:rPr>
+        <w:t>First, the model performs reasonably well (MAPE &lt; 8%) even for countries that experienced major political upheaval, provided that post-event migration was moderate and demographic data are reliable. Croatia (4.1%), Estonia (4.9%), and Czechia (6.3%) all fall within this range, demonstrating that the quantum–tempo–survival mechanism captures the bulk of population dynamics even in contexts of political discontinuity.</w:t>
+        <w:br/>
+        <w:br/>
+        <w:t>Second, the magnitude of model-observation divergence provides a direct estimate of the migration component. Germany’s 16.2% synthetic-observed gap by 2023 implies that immigration added approximately 13.5 million persons—equivalent to one-sixth of the total population—beyond what natural increase alone would have produced. This quantification is only possible because the closed model isolates natural demographic dynamics.</w:t>
+        <w:br/>
+        <w:br/>
+        <w:t>Third, the model’s limitations are most acute in conflict-affected, data-sparse settings (Eritrea: 37.9%) and where sustained emigration removes a large fraction of the population (Slovenia: 12.3%, Slovakia: 10.1%). These cases identify the boundary conditions for the endogenous renewal framework and reinforce the importance of migration modelling for countries experiencing sustained population flows.</w:t>
+      </w:r>
+    </w:p>
+    <w:p>
+      <w:pPr>
+        <w:spacing w:after="240"/>
+      </w:pPr>
+      <w:r>
+        <w:rPr>
+          <w:b w:val="0"/>
+          <w:i w:val="0"/>
+          <w:sz w:val="22"/>
+        </w:rPr>
+        <w:t>The Germany case is particularly instructive for interpreting the main analysis results. Germany’s dynamic MAPE in the 40-country validation reflects not a failure of the quantum–tempo–survival framework but rather the quantitative footprint of reunification as a massive, exogenous migration event. The model’s ‘error’ is, in fact, the signal: it measures the demographic impact of a political transformation that functioned as the equivalent of absorbing 1.9 million internal migrants in three years, followed by three decades of sustained international immigration. That our parsimonious model can separate this migration signal from the underlying demographic dynamics validates the decomposition approach.</w:t>
+      </w:r>
+    </w:p>
     <w:sectPr>
       <w:pgSz w:w="12240" w:h="15840"/>
       <w:pgMar w:top="1440" w:right="1440" w:bottom="1440" w:left="1440" w:header="720" w:footer="720" w:gutter="0"/>

--- a/tempo-effect-paper/manuscripts/PDR_Research_Note_EN.docx
+++ b/tempo-effect-paper/manuscripts/PDR_Research_Note_EN.docx
@@ -3575,6 +3575,48 @@
           </w:p>
         </w:tc>
       </w:tr>
+      <w:tr>
+        <w:tc>
+          <w:tcPr>
+            <w:tcW w:type="dxa" w:w="2340"/>
+          </w:tcPr>
+          <w:p>
+            <w:r>
+              <w:t>Eritrea</w:t>
+            </w:r>
+          </w:p>
+        </w:tc>
+        <w:tc>
+          <w:tcPr>
+            <w:tcW w:type="dxa" w:w="2340"/>
+          </w:tcPr>
+          <w:p>
+            <w:r>
+              <w:t>Eritrean indep. (1993)</w:t>
+            </w:r>
+          </w:p>
+        </w:tc>
+        <w:tc>
+          <w:tcPr>
+            <w:tcW w:type="dxa" w:w="2340"/>
+          </w:tcPr>
+          <w:p>
+            <w:r>
+              <w:t>37.9</w:t>
+            </w:r>
+          </w:p>
+        </w:tc>
+        <w:tc>
+          <w:tcPr>
+            <w:tcW w:type="dxa" w:w="2340"/>
+          </w:tcPr>
+          <w:p>
+            <w:r>
+              <w:t>Conflict, conscription, emigration</w:t>
+            </w:r>
+          </w:p>
+        </w:tc>
+      </w:tr>
     </w:tbl>
     <w:p>
       <w:pPr>

--- a/tempo-effect-paper/manuscripts/PDR_Research_Note_EN.docx
+++ b/tempo-effect-paper/manuscripts/PDR_Research_Note_EN.docx
@@ -55,7 +55,7 @@
           <w:i/>
           <w:sz w:val="20"/>
         </w:rPr>
-        <w:t>Word count: approximately 5,500 words</w:t>
+        <w:t>Word count: approximately 6,500 words</w:t>
       </w:r>
     </w:p>
     <w:p>

--- a/tempo-effect-paper/manuscripts/PDR_Research_Note_EN.docx
+++ b/tempo-effect-paper/manuscripts/PDR_Research_Note_EN.docx
@@ -2906,7 +2906,7 @@
       <w:r>
         <w:drawing>
           <wp:inline xmlns:a="http://schemas.openxmlformats.org/drawingml/2006/main" xmlns:pic="http://schemas.openxmlformats.org/drawingml/2006/picture">
-            <wp:extent cx="5943600" cy="3742144"/>
+            <wp:extent cx="5943600" cy="3596044"/>
             <wp:docPr id="7" name="Picture 7"/>
             <wp:cNvGraphicFramePr>
               <a:graphicFrameLocks noChangeAspect="1"/>
@@ -2927,7 +2927,7 @@
                   <pic:spPr>
                     <a:xfrm>
                       <a:off x="0" y="0"/>
-                      <a:ext cx="5943600" cy="3742144"/>
+                      <a:ext cx="5943600" cy="3596044"/>
                     </a:xfrm>
                     <a:prstGeom prst="rect"/>
                   </pic:spPr>

--- a/tempo-effect-paper/manuscripts/PDR_Research_Note_EN.docx
+++ b/tempo-effect-paper/manuscripts/PDR_Research_Note_EN.docx
@@ -773,7 +773,7 @@
       <w:r>
         <w:drawing>
           <wp:inline xmlns:a="http://schemas.openxmlformats.org/drawingml/2006/main" xmlns:pic="http://schemas.openxmlformats.org/drawingml/2006/picture">
-            <wp:extent cx="5943600" cy="7537448"/>
+            <wp:extent cx="5943600" cy="7534925"/>
             <wp:docPr id="2" name="Picture 2"/>
             <wp:cNvGraphicFramePr>
               <a:graphicFrameLocks noChangeAspect="1"/>
@@ -794,7 +794,7 @@
                   <pic:spPr>
                     <a:xfrm>
                       <a:off x="0" y="0"/>
-                      <a:ext cx="5943600" cy="7537448"/>
+                      <a:ext cx="5943600" cy="7534925"/>
                     </a:xfrm>
                     <a:prstGeom prst="rect"/>
                   </pic:spPr>

--- a/tempo-effect-paper/manuscripts/PDR_Research_Note_EN.docx
+++ b/tempo-effect-paper/manuscripts/PDR_Research_Note_EN.docx
@@ -721,7 +721,7 @@
       <w:r>
         <w:drawing>
           <wp:inline xmlns:a="http://schemas.openxmlformats.org/drawingml/2006/main" xmlns:pic="http://schemas.openxmlformats.org/drawingml/2006/picture">
-            <wp:extent cx="5486400" cy="3015067"/>
+            <wp:extent cx="5486400" cy="3045729"/>
             <wp:docPr id="1" name="Picture 1"/>
             <wp:cNvGraphicFramePr>
               <a:graphicFrameLocks noChangeAspect="1"/>
@@ -742,7 +742,7 @@
                   <pic:spPr>
                     <a:xfrm>
                       <a:off x="0" y="0"/>
-                      <a:ext cx="5486400" cy="3015067"/>
+                      <a:ext cx="5486400" cy="3045729"/>
                     </a:xfrm>
                     <a:prstGeom prst="rect"/>
                   </pic:spPr>
@@ -773,7 +773,7 @@
       <w:r>
         <w:drawing>
           <wp:inline xmlns:a="http://schemas.openxmlformats.org/drawingml/2006/main" xmlns:pic="http://schemas.openxmlformats.org/drawingml/2006/picture">
-            <wp:extent cx="5943600" cy="7534925"/>
+            <wp:extent cx="5943600" cy="7612502"/>
             <wp:docPr id="2" name="Picture 2"/>
             <wp:cNvGraphicFramePr>
               <a:graphicFrameLocks noChangeAspect="1"/>
@@ -794,7 +794,7 @@
                   <pic:spPr>
                     <a:xfrm>
                       <a:off x="0" y="0"/>
-                      <a:ext cx="5943600" cy="7534925"/>
+                      <a:ext cx="5943600" cy="7612502"/>
                     </a:xfrm>
                     <a:prstGeom prst="rect"/>
                   </pic:spPr>

--- a/tempo-effect-paper/manuscripts/PDR_Research_Note_EN.docx
+++ b/tempo-effect-paper/manuscripts/PDR_Research_Note_EN.docx
@@ -2552,7 +2552,7 @@
           </w:tcPr>
           <w:p>
             <w:r>
-              <w:t>−3.7</w:t>
+              <w:t>−3.6</w:t>
             </w:r>
           </w:p>
         </w:tc>
@@ -2616,7 +2616,7 @@
           </w:tcPr>
           <w:p>
             <w:r>
-              <w:t>73.6</w:t>
+              <w:t>73.7</w:t>
             </w:r>
           </w:p>
         </w:tc>
@@ -2636,7 +2636,7 @@
           </w:tcPr>
           <w:p>
             <w:r>
-              <w:t>−10.0</w:t>
+              <w:t>−9.9</w:t>
             </w:r>
           </w:p>
         </w:tc>
@@ -2658,7 +2658,7 @@
           </w:tcPr>
           <w:p>
             <w:r>
-              <w:t>70.8</w:t>
+              <w:t>71.0</w:t>
             </w:r>
           </w:p>
         </w:tc>
@@ -2678,7 +2678,7 @@
           </w:tcPr>
           <w:p>
             <w:r>
-              <w:t>−14.9</w:t>
+              <w:t>−14.6</w:t>
             </w:r>
           </w:p>
         </w:tc>
@@ -2700,7 +2700,7 @@
           </w:tcPr>
           <w:p>
             <w:r>
-              <w:t>69.8</w:t>
+              <w:t>70.1</w:t>
             </w:r>
           </w:p>
         </w:tc>
@@ -2720,7 +2720,7 @@
           </w:tcPr>
           <w:p>
             <w:r>
-              <w:t>−16.2</w:t>
+              <w:t>−15.8</w:t>
             </w:r>
           </w:p>
         </w:tc>
@@ -2748,7 +2748,7 @@
           <w:i w:val="0"/>
           <w:sz w:val="22"/>
         </w:rPr>
-        <w:t>The synthetic trajectory underestimates observed population by 3.7% at reunification (1990), growing to 16.2% by 2023. This widening gap reflects three compounding processes absent from the closed model: (a) net immigration to unified Germany averaging ~300,000–400,000 persons per year; (b) internal East-to-West migration altering regional demographic dynamics; and (c) convergence of East German fertility and mortality toward Western levels, which our separate-regime model does not capture post-1990. The overall MAPE of 6.6% for the synthetic East+West model confirms that Germany’s relatively poor fit in the main analysis (Table 1) is attributable primarily to reunification’s migration effects rather than to structural model failure.</w:t>
+        <w:t>The synthetic trajectory underestimates observed population by 3.6% at reunification (1990), growing to 15.8% by 2023. This widening gap reflects three compounding processes absent from the closed model: (a) net immigration to unified Germany averaging ~300,000–400,000 persons per year; (b) internal East-to-West migration altering regional demographic dynamics; and (c) convergence of East German fertility and mortality toward Western levels, which our separate-regime model does not capture post-1990. The overall MAPE of 6.4% for the synthetic East+West model confirms that Germany’s relatively poor fit in the main analysis (Table 1) is attributable primarily to reunification’s migration effects rather than to structural model failure.</w:t>
       </w:r>
     </w:p>
     <w:p>
@@ -2824,7 +2824,7 @@
           <w:i w:val="0"/>
           <w:sz w:val="22"/>
         </w:rPr>
-        <w:t>The peaceful dissolution of Czechoslovakia on 1 January 1993 created two independent states—Czechia and Slovakia—with relatively limited cross-border migration. This case represents a relatively clean natural experiment: a state partition with minimal population redistribution. Our model achieves MAPE of 6.3% for Czechia and 10.1% for Slovakia over the full 1970–2023 period. Slovakia’s higher error reflects emigration to Czechia and Western Europe following EU accession (2004), which the closed model cannot capture.</w:t>
+        <w:t>The peaceful dissolution of Czechoslovakia on 1 January 1993 created two independent states—Czechia and Slovakia—with relatively limited cross-border migration. This case represents a relatively clean natural experiment: a state partition with minimal population redistribution. Our model achieves MAPE of 6.3% for Czechia and 9.9% for Slovakia over the full 1970–2023 period. Slovakia’s higher error reflects emigration to Czechia and Western Europe following EU accession (2004), which the closed model cannot capture.</w:t>
       </w:r>
     </w:p>
     <w:p>
@@ -2848,7 +2848,7 @@
           <w:i w:val="0"/>
           <w:sz w:val="22"/>
         </w:rPr>
-        <w:t>The breakup of Yugoslavia involved armed conflict, ethnic cleansing, and massive refugee flows affecting all successor states. This represents the most extreme migration shock in our sample. Model performance varies substantially across successors: Croatia (MAPE 4.1%) and North Macedonia (6.1%) show reasonable fit, reflecting relatively stable post-conflict demographics. Bosnia and Herzegovina (7.7%) and Slovenia (12.3%) show larger errors—Bosnia due to war-related population loss and displacement, Slovenia due to immigration-driven growth as a small EU member state. Serbia (7.2%) and Montenegro (8.4%) fall in between. The range of model performance across Yugoslav successor states illustrates how conflict-driven migration creates heterogeneous deviations from the endogenous renewal baseline.</w:t>
+        <w:t>The breakup of Yugoslavia involved armed conflict, ethnic cleansing, and massive refugee flows affecting all successor states. This represents the most extreme migration shock in our sample. Model performance varies substantially across successors: Croatia (MAPE 4.1%) and North Macedonia (6.4%) show reasonable fit, reflecting relatively stable post-conflict demographics. Bosnia and Herzegovina (8.1%) and Slovenia (12.2%) show larger errors—Bosnia due to war-related population loss and displacement, Slovenia due to immigration-driven growth as a small EU member state. Serbia (7.1%) and Montenegro (8.1%) fall in between. The range of model performance across Yugoslav successor states illustrates how conflict-driven migration creates heterogeneous deviations from the endogenous renewal baseline.</w:t>
       </w:r>
     </w:p>
     <w:p>
@@ -2872,7 +2872,7 @@
           <w:i w:val="0"/>
           <w:sz w:val="22"/>
         </w:rPr>
-        <w:t>Estonia, Latvia, and Lithuania gained independence in 1991 from the Soviet Union, followed by significant emigration of ethnic Russians and outmigration to Western Europe (especially after EU accession in 2004). Model MAPE ranges from 4.9% (Estonia) to 7.1% (Lithuania), reflecting the persistent emigration that the closed model does not account for. These cases demonstrate that even moderate but sustained net emigration (≈0.5–1.0% of population annually) accumulates over three decades to produce substantial model-observation divergence.</w:t>
+        <w:t>Estonia, Latvia, and Lithuania gained independence in 1991 from the Soviet Union, followed by significant emigration of ethnic Russians and outmigration to Western Europe (especially after EU accession in 2004). Model MAPE ranges from 4.8% (Estonia) to 7.1% (Lithuania), reflecting the persistent emigration that the closed model does not account for. These cases demonstrate that even moderate but sustained net emigration (≈0.5–1.0% of population annually) accumulates over three decades to produce substantial model-observation divergence.</w:t>
       </w:r>
     </w:p>
     <w:p>
@@ -2896,7 +2896,7 @@
           <w:i w:val="0"/>
           <w:sz w:val="22"/>
         </w:rPr>
-        <w:t>Eritrean independence (1993) separated two populations in the midst of high-fertility demographic transition. Model performance differs markedly: Ethiopia (MAPE 16.7%) shows substantial overprojection, reflecting within-decade fertility decline faster than captured by decadal parameter updates. Eritrea (MAPE 37.9%) shows the largest error in our natural experiments sample, driven by prolonged military conscription, conflict-related emigration, and highly uncertain baseline demographic data. These cases highlight the model’s limitations in conflict-affected, data-sparse settings where rapid demographic change co-occurs with large-scale displacement.</w:t>
+        <w:t>Eritrean independence (1993) separated two populations in the midst of high-fertility demographic transition. Model performance differs markedly: Ethiopia (MAPE 16.5%) shows substantial overprojection, reflecting within-decade fertility decline faster than captured by decadal parameter updates. Eritrea (MAPE 37.8%) shows the largest error in our natural experiments sample, driven by prolonged military conscription, conflict-related emigration, and highly uncertain baseline demographic data. These cases highlight the model’s limitations in conflict-affected, data-sparse settings where rapid demographic change co-occurs with large-scale displacement.</w:t>
       </w:r>
     </w:p>
     <w:p>
@@ -3056,7 +3056,7 @@
           </w:tcPr>
           <w:p>
             <w:r>
-              <w:t>6.6</w:t>
+              <w:t>6.4</w:t>
             </w:r>
           </w:p>
         </w:tc>
@@ -3140,7 +3140,7 @@
           </w:tcPr>
           <w:p>
             <w:r>
-              <w:t>10.1</w:t>
+              <w:t>9.9</w:t>
             </w:r>
           </w:p>
         </w:tc>
@@ -3224,7 +3224,7 @@
           </w:tcPr>
           <w:p>
             <w:r>
-              <w:t>12.3</w:t>
+              <w:t>12.2</w:t>
             </w:r>
           </w:p>
         </w:tc>
@@ -3266,7 +3266,7 @@
           </w:tcPr>
           <w:p>
             <w:r>
-              <w:t>7.7</w:t>
+              <w:t>8.1</w:t>
             </w:r>
           </w:p>
         </w:tc>
@@ -3308,7 +3308,7 @@
           </w:tcPr>
           <w:p>
             <w:r>
-              <w:t>7.2</w:t>
+              <w:t>7.1</w:t>
             </w:r>
           </w:p>
         </w:tc>
@@ -3350,7 +3350,7 @@
           </w:tcPr>
           <w:p>
             <w:r>
-              <w:t>6.1</w:t>
+              <w:t>6.4</w:t>
             </w:r>
           </w:p>
         </w:tc>
@@ -3392,7 +3392,7 @@
           </w:tcPr>
           <w:p>
             <w:r>
-              <w:t>8.4</w:t>
+              <w:t>8.1</w:t>
             </w:r>
           </w:p>
         </w:tc>
@@ -3434,7 +3434,7 @@
           </w:tcPr>
           <w:p>
             <w:r>
-              <w:t>4.9</w:t>
+              <w:t>4.8</w:t>
             </w:r>
           </w:p>
         </w:tc>
@@ -3560,7 +3560,7 @@
           </w:tcPr>
           <w:p>
             <w:r>
-              <w:t>16.7</w:t>
+              <w:t>16.5</w:t>
             </w:r>
           </w:p>
         </w:tc>
@@ -3602,7 +3602,7 @@
           </w:tcPr>
           <w:p>
             <w:r>
-              <w:t>37.9</w:t>
+              <w:t>37.8</w:t>
             </w:r>
           </w:p>
         </w:tc>
@@ -3653,13 +3653,13 @@
           <w:i w:val="0"/>
           <w:sz w:val="22"/>
         </w:rPr>
-        <w:t>First, the model performs reasonably well (MAPE &lt; 8%) even for countries that experienced major political upheaval, provided that post-event migration was moderate and demographic data are reliable. Croatia (4.1%), Estonia (4.9%), and Czechia (6.3%) all fall within this range, demonstrating that the quantum–tempo–survival mechanism captures the bulk of population dynamics even in contexts of political discontinuity.</w:t>
+        <w:t>First, the model performs reasonably well (MAPE &lt; 8%) even for countries that experienced major political upheaval, provided that post-event migration was moderate and demographic data are reliable. Croatia (4.1%), Estonia (4.8%), and Czechia (6.3%) all fall within this range, demonstrating that the quantum–tempo–survival mechanism captures the bulk of population dynamics even in contexts of political discontinuity.</w:t>
         <w:br/>
         <w:br/>
-        <w:t>Second, the magnitude of model-observation divergence provides a direct estimate of the migration component. Germany’s 16.2% synthetic-observed gap by 2023 implies that immigration added approximately 13.5 million persons—equivalent to one-sixth of the total population—beyond what natural increase alone would have produced. This quantification is only possible because the closed model isolates natural demographic dynamics.</w:t>
+        <w:t>Second, the magnitude of model-observation divergence provides a direct estimate of the migration component. Germany’s 15.8% synthetic-observed gap by 2023 implies that immigration added approximately 13.5 million persons—equivalent to one-sixth of the total population—beyond what natural increase alone would have produced. This quantification is only possible because the closed model isolates natural demographic dynamics.</w:t>
         <w:br/>
         <w:br/>
-        <w:t>Third, the model’s limitations are most acute in conflict-affected, data-sparse settings (Eritrea: 37.9%) and where sustained emigration removes a large fraction of the population (Slovenia: 12.3%, Slovakia: 10.1%). These cases identify the boundary conditions for the endogenous renewal framework and reinforce the importance of migration modelling for countries experiencing sustained population flows.</w:t>
+        <w:t>Third, the model’s limitations are most acute in conflict-affected, data-sparse settings (Eritrea: 37.8%) and where sustained emigration removes a large fraction of the population (Slovenia: 12.2%, Slovakia: 9.9%). These cases identify the boundary conditions for the endogenous renewal framework and reinforce the importance of migration modelling for countries experiencing sustained population flows.</w:t>
       </w:r>
     </w:p>
     <w:p>
